--- a/documentation/BaddieBudget__documention.docx
+++ b/documentation/BaddieBudget__documention.docx
@@ -183,6 +183,400 @@
         <w:t xml:space="preserve">After pressing log in, the user is prompted to enter their email and password to log in. If logged in successfully, user is automatically directed to dashboard.html. There’s also an option for forgot password if the user cannot log in successfully with their credentials. </w:t>
       </w:r>
     </w:p>
+    <w:p/>
+    <w:p/>
+    <w:p>
+      <w:r>
+        <w:t>Home page</w:t>
+      </w:r>
+    </w:p>
+    <w:p>
+      <w:r>
+        <w:t>Dash</w:t>
+      </w:r>
+    </w:p>
+    <w:p>
+      <w:r>
+        <w:t>Footer</w:t>
+      </w:r>
+    </w:p>
+    <w:p/>
+    <w:p/>
+    <w:p/>
+    <w:p/>
+    <w:p>
+      <w:pPr>
+        <w:jc w:val="center"/>
+        <w:rPr>
+          <w:sz w:val="40"/>
+          <w:szCs w:val="40"/>
+          <w:u w:val="single"/>
+        </w:rPr>
+      </w:pPr>
+      <w:r>
+        <w:rPr>
+          <w:sz w:val="40"/>
+          <w:szCs w:val="40"/>
+          <w:u w:val="single"/>
+        </w:rPr>
+        <w:lastRenderedPageBreak/>
+        <w:t>Table of contents</w:t>
+      </w:r>
+    </w:p>
+    <w:p/>
+    <w:p/>
+    <w:p>
+      <w:r>
+        <w:t>Proposal</w:t>
+      </w:r>
+    </w:p>
+    <w:p>
+      <w:r>
+        <w:t>Introduction</w:t>
+      </w:r>
+    </w:p>
+    <w:p>
+      <w:r>
+        <w:t>Objectives</w:t>
+      </w:r>
+    </w:p>
+    <w:p>
+      <w:r>
+        <w:t>Technologies</w:t>
+      </w:r>
+    </w:p>
+    <w:p>
+      <w:r>
+        <w:t>Results</w:t>
+      </w:r>
+    </w:p>
+    <w:p>
+      <w:r>
+        <w:t>Citations</w:t>
+      </w:r>
+    </w:p>
+    <w:p/>
+    <w:p/>
+    <w:p/>
+    <w:p/>
+    <w:p/>
+    <w:p/>
+    <w:p/>
+    <w:p/>
+    <w:p/>
+    <w:p/>
+    <w:p/>
+    <w:p/>
+    <w:p/>
+    <w:p/>
+    <w:p/>
+    <w:p/>
+    <w:p/>
+    <w:p/>
+    <w:p>
+      <w:pPr>
+        <w:jc w:val="center"/>
+        <w:rPr>
+          <w:sz w:val="40"/>
+          <w:szCs w:val="40"/>
+          <w:u w:val="single"/>
+        </w:rPr>
+      </w:pPr>
+      <w:r>
+        <w:rPr>
+          <w:sz w:val="40"/>
+          <w:szCs w:val="40"/>
+          <w:u w:val="single"/>
+        </w:rPr>
+        <w:t>Citations</w:t>
+      </w:r>
+      <w:r>
+        <w:rPr>
+          <w:sz w:val="40"/>
+          <w:szCs w:val="40"/>
+          <w:u w:val="single"/>
+        </w:rPr>
+        <w:t>:</w:t>
+      </w:r>
+    </w:p>
+    <w:p>
+      <w:pPr>
+        <w:jc w:val="center"/>
+      </w:pPr>
+    </w:p>
+    <w:p>
+      <w:pPr>
+        <w:jc w:val="center"/>
+      </w:pPr>
+      <w:hyperlink r:id="rId6" w:history="1">
+        <w:r>
+          <w:rPr>
+            <w:rStyle w:val="Hyperlink"/>
+          </w:rPr>
+          <w:t>https://www.w3schools.com/html/html_css.asp</w:t>
+        </w:r>
+      </w:hyperlink>
+    </w:p>
+    <w:p>
+      <w:pPr>
+        <w:jc w:val="center"/>
+      </w:pPr>
+      <w:hyperlink r:id="rId7" w:history="1">
+        <w:r>
+          <w:rPr>
+            <w:rStyle w:val="Hyperlink"/>
+          </w:rPr>
+          <w:t>https://www.w3schools.com/html/html_buttons.asp</w:t>
+        </w:r>
+      </w:hyperlink>
+    </w:p>
+    <w:p>
+      <w:pPr>
+        <w:jc w:val="center"/>
+      </w:pPr>
+      <w:hyperlink r:id="rId8" w:history="1">
+        <w:r>
+          <w:rPr>
+            <w:rStyle w:val="Hyperlink"/>
+          </w:rPr>
+          <w:t>https://www.youtube.com/watch?v=SqcY0GlETPk</w:t>
+        </w:r>
+      </w:hyperlink>
+    </w:p>
+    <w:p>
+      <w:pPr>
+        <w:jc w:val="center"/>
+      </w:pPr>
+      <w:hyperlink r:id="rId9" w:history="1">
+        <w:r>
+          <w:rPr>
+            <w:rStyle w:val="Hyperlink"/>
+          </w:rPr>
+          <w:t>https://www.youtube.com/watch?v=G6D9cBaLViA</w:t>
+        </w:r>
+      </w:hyperlink>
+    </w:p>
+    <w:p>
+      <w:pPr>
+        <w:jc w:val="center"/>
+      </w:pPr>
+      <w:hyperlink r:id="rId10" w:history="1">
+        <w:r>
+          <w:rPr>
+            <w:rStyle w:val="Hyperlink"/>
+          </w:rPr>
+          <w:t>https://reactnative.dev/docs/environment-setup</w:t>
+        </w:r>
+      </w:hyperlink>
+    </w:p>
+    <w:p>
+      <w:pPr>
+        <w:jc w:val="center"/>
+      </w:pPr>
+      <w:hyperlink r:id="rId11" w:history="1">
+        <w:r>
+          <w:rPr>
+            <w:rStyle w:val="Hyperlink"/>
+          </w:rPr>
+          <w:t>https://www.youtube.com/watch?v=FazgJVnrVuI&amp;t=4407s</w:t>
+        </w:r>
+      </w:hyperlink>
+    </w:p>
+    <w:p>
+      <w:pPr>
+        <w:jc w:val="center"/>
+      </w:pPr>
+      <w:hyperlink r:id="rId12" w:history="1">
+        <w:r>
+          <w:rPr>
+            <w:rStyle w:val="Hyperlink"/>
+          </w:rPr>
+          <w:t>https://www.w3schools.com/tags/tag_nav.asp</w:t>
+        </w:r>
+      </w:hyperlink>
+    </w:p>
+    <w:p>
+      <w:pPr>
+        <w:jc w:val="center"/>
+      </w:pPr>
+      <w:hyperlink r:id="rId13" w:history="1">
+        <w:r>
+          <w:rPr>
+            <w:rStyle w:val="Hyperlink"/>
+          </w:rPr>
+          <w:t>https://www.youtube.com/watch?v=FazgJVnrVuI&amp;t=4407s</w:t>
+        </w:r>
+      </w:hyperlink>
+    </w:p>
+    <w:p>
+      <w:pPr>
+        <w:jc w:val="center"/>
+      </w:pPr>
+      <w:hyperlink r:id="rId14" w:history="1">
+        <w:r>
+          <w:rPr>
+            <w:rStyle w:val="Hyperlink"/>
+          </w:rPr>
+          <w:t>https://firebase.google.com/learn/pathways/firebase-web</w:t>
+        </w:r>
+      </w:hyperlink>
+    </w:p>
+    <w:p>
+      <w:pPr>
+        <w:jc w:val="center"/>
+      </w:pPr>
+      <w:hyperlink r:id="rId15" w:anchor="sign_up_new_users" w:history="1">
+        <w:r>
+          <w:rPr>
+            <w:rStyle w:val="Hyperlink"/>
+          </w:rPr>
+          <w:t>https://firebase.google.com/docs/auth/web/start#sign_up_new_users</w:t>
+        </w:r>
+      </w:hyperlink>
+    </w:p>
+    <w:p>
+      <w:pPr>
+        <w:jc w:val="center"/>
+      </w:pPr>
+      <w:hyperlink r:id="rId16" w:history="1">
+        <w:r>
+          <w:rPr>
+            <w:rStyle w:val="Hyperlink"/>
+          </w:rPr>
+          <w:t>https://www.w3schools.com/html/html_tables.asp</w:t>
+        </w:r>
+      </w:hyperlink>
+    </w:p>
+    <w:p>
+      <w:pPr>
+        <w:jc w:val="center"/>
+      </w:pPr>
+      <w:hyperlink r:id="rId17" w:history="1">
+        <w:r>
+          <w:rPr>
+            <w:rStyle w:val="Hyperlink"/>
+          </w:rPr>
+          <w:t>https://www.youtube.com/watch?v=lkNvj7fUcRw&amp;t=228s</w:t>
+        </w:r>
+      </w:hyperlink>
+    </w:p>
+    <w:p>
+      <w:pPr>
+        <w:jc w:val="center"/>
+      </w:pPr>
+      <w:hyperlink r:id="rId18" w:history="1">
+        <w:r>
+          <w:rPr>
+            <w:rStyle w:val="Hyperlink"/>
+          </w:rPr>
+          <w:t>https://www.youtube.com/watch?v=FazgJVnrVuI&amp;t=4409s</w:t>
+        </w:r>
+      </w:hyperlink>
+    </w:p>
+    <w:p>
+      <w:pPr>
+        <w:jc w:val="center"/>
+      </w:pPr>
+      <w:hyperlink r:id="rId19" w:history="1">
+        <w:r>
+          <w:rPr>
+            <w:rStyle w:val="Hyperlink"/>
+          </w:rPr>
+          <w:t>https://www.youtube.com/watch?v=gstzPdGYrgI&amp;t=5548s</w:t>
+        </w:r>
+      </w:hyperlink>
+    </w:p>
+    <w:p>
+      <w:pPr>
+        <w:jc w:val="center"/>
+      </w:pPr>
+      <w:hyperlink r:id="rId20" w:history="1">
+        <w:r>
+          <w:rPr>
+            <w:rStyle w:val="Hyperlink"/>
+          </w:rPr>
+          <w:t>https://www.djamware.com/post/25-css-projects-for-beginners-with-source-code</w:t>
+        </w:r>
+      </w:hyperlink>
+    </w:p>
+    <w:p>
+      <w:pPr>
+        <w:jc w:val="center"/>
+      </w:pPr>
+      <w:hyperlink r:id="rId21" w:history="1">
+        <w:r>
+          <w:rPr>
+            <w:rStyle w:val="Hyperlink"/>
+          </w:rPr>
+          <w:t>https://www.hostinger.com/tutorials/basic-ssh-commands</w:t>
+        </w:r>
+      </w:hyperlink>
+    </w:p>
+    <w:p>
+      <w:pPr>
+        <w:jc w:val="center"/>
+      </w:pPr>
+      <w:hyperlink r:id="rId22" w:anchor="policy" w:history="1">
+        <w:r>
+          <w:rPr>
+            <w:rStyle w:val="Hyperlink"/>
+          </w:rPr>
+          <w:t>https://firebase.google.com/docs/auth/web/password-auth#policy</w:t>
+        </w:r>
+      </w:hyperlink>
+    </w:p>
+    <w:p>
+      <w:pPr>
+        <w:jc w:val="center"/>
+      </w:pPr>
+      <w:hyperlink r:id="rId23" w:history="1">
+        <w:r>
+          <w:rPr>
+            <w:rStyle w:val="Hyperlink"/>
+          </w:rPr>
+          <w:t>https://www.youtube.com/watch?v=gstzPdGYrgI&amp;t=5548s</w:t>
+        </w:r>
+      </w:hyperlink>
+    </w:p>
+    <w:p>
+      <w:pPr>
+        <w:jc w:val="center"/>
+      </w:pPr>
+      <w:hyperlink r:id="rId24" w:history="1">
+        <w:r>
+          <w:rPr>
+            <w:rStyle w:val="Hyperlink"/>
+          </w:rPr>
+          <w:t>https://www.w3schools.com/howto/howto_js_filter_lists.asp</w:t>
+        </w:r>
+      </w:hyperlink>
+    </w:p>
+    <w:p>
+      <w:pPr>
+        <w:jc w:val="center"/>
+      </w:pPr>
+    </w:p>
+    <w:p>
+      <w:pPr>
+        <w:jc w:val="center"/>
+      </w:pPr>
+    </w:p>
+    <w:p>
+      <w:pPr>
+        <w:jc w:val="center"/>
+      </w:pPr>
+    </w:p>
+    <w:p>
+      <w:pPr>
+        <w:jc w:val="center"/>
+      </w:pPr>
+    </w:p>
+    <w:p>
+      <w:pPr>
+        <w:jc w:val="center"/>
+      </w:pPr>
+    </w:p>
+    <w:p/>
     <w:sectPr>
       <w:pgSz w:w="12240" w:h="15840"/>
       <w:pgMar w:top="1440" w:right="1440" w:bottom="1440" w:left="1440" w:header="720" w:footer="720" w:gutter="0"/>
@@ -1129,6 +1523,17 @@
       <w:szCs w:val="18"/>
     </w:rPr>
   </w:style>
+  <w:style w:type="character" w:styleId="Hyperlink">
+    <w:name w:val="Hyperlink"/>
+    <w:basedOn w:val="DefaultParagraphFont"/>
+    <w:uiPriority w:val="99"/>
+    <w:unhideWhenUsed/>
+    <w:rsid w:val="00BB44A7"/>
+    <w:rPr>
+      <w:color w:val="467886" w:themeColor="hyperlink"/>
+      <w:u w:val="single"/>
+    </w:rPr>
+  </w:style>
 </w:styles>
 </file>
 
